--- a/Lab_2_c.docx
+++ b/Lab_2_c.docx
@@ -1,6 +1,6 @@
 
 <file path=word/document.xml><?xml version="1.0" encoding="utf-8"?>
-<w:document xmlns:wpc="http://schemas.microsoft.com/office/word/2010/wordprocessingCanvas" xmlns:cx="http://schemas.microsoft.com/office/drawing/2014/chartex" xmlns:cx1="http://schemas.microsoft.com/office/drawing/2015/9/8/chartex" xmlns:cx2="http://schemas.microsoft.com/office/drawing/2015/10/21/chartex" xmlns:cx3="http://schemas.microsoft.com/office/drawing/2016/5/9/chartex" xmlns:cx4="http://schemas.microsoft.com/office/drawing/2016/5/10/chartex" xmlns:cx5="http://schemas.microsoft.com/office/drawing/2016/5/11/chartex" xmlns:cx6="http://schemas.microsoft.com/office/drawing/2016/5/12/chartex" xmlns:cx7="http://schemas.microsoft.com/office/drawing/2016/5/13/chartex" xmlns:cx8="http://schemas.microsoft.com/office/drawing/2016/5/14/chartex" xmlns:mc="http://schemas.openxmlformats.org/markup-compatibility/2006" xmlns:aink="http://schemas.microsoft.com/office/drawing/2016/ink" xmlns:am3d="http://schemas.microsoft.com/office/drawing/2017/model3d" xmlns:o="urn:schemas-microsoft-com:office:office" xmlns:r="http://schemas.openxmlformats.org/officeDocument/2006/relationships" xmlns:m="http://schemas.openxmlformats.org/officeDocument/2006/math" xmlns:v="urn:schemas-microsoft-com:vml" xmlns:wp14="http://schemas.microsoft.com/office/word/2010/wordprocessingDrawing" xmlns:wp="http://schemas.openxmlformats.org/drawingml/2006/wordprocessingDrawing" xmlns:w10="urn:schemas-microsoft-com:office:word" xmlns:w="http://schemas.openxmlformats.org/wordprocessingml/2006/main" xmlns:w14="http://schemas.microsoft.com/office/word/2010/wordml" xmlns:w15="http://schemas.microsoft.com/office/word/2012/wordml" xmlns:w16cex="http://schemas.microsoft.com/office/word/2018/wordml/cex" xmlns:w16cid="http://schemas.microsoft.com/office/word/2016/wordml/cid" xmlns:w16="http://schemas.microsoft.com/office/word/2018/wordml" xmlns:w16sdtdh="http://schemas.microsoft.com/office/word/2020/wordml/sdtdatahash" xmlns:w16se="http://schemas.microsoft.com/office/word/2015/wordml/symex" xmlns:wpg="http://schemas.microsoft.com/office/word/2010/wordprocessingGroup" xmlns:wpi="http://schemas.microsoft.com/office/word/2010/wordprocessingInk" xmlns:wne="http://schemas.microsoft.com/office/word/2006/wordml" xmlns:wps="http://schemas.microsoft.com/office/word/2010/wordprocessingShape" mc:Ignorable="w14 w15 w16se w16cid w16 w16cex w16sdtdh wp14">
+<w:document xmlns:wpc="http://schemas.microsoft.com/office/word/2010/wordprocessingCanvas" xmlns:cx="http://schemas.microsoft.com/office/drawing/2014/chartex" xmlns:cx1="http://schemas.microsoft.com/office/drawing/2015/9/8/chartex" xmlns:cx2="http://schemas.microsoft.com/office/drawing/2015/10/21/chartex" xmlns:cx3="http://schemas.microsoft.com/office/drawing/2016/5/9/chartex" xmlns:cx4="http://schemas.microsoft.com/office/drawing/2016/5/10/chartex" xmlns:cx5="http://schemas.microsoft.com/office/drawing/2016/5/11/chartex" xmlns:cx6="http://schemas.microsoft.com/office/drawing/2016/5/12/chartex" xmlns:cx7="http://schemas.microsoft.com/office/drawing/2016/5/13/chartex" xmlns:cx8="http://schemas.microsoft.com/office/drawing/2016/5/14/chartex" xmlns:mc="http://schemas.openxmlformats.org/markup-compatibility/2006" xmlns:aink="http://schemas.microsoft.com/office/drawing/2016/ink" xmlns:am3d="http://schemas.microsoft.com/office/drawing/2017/model3d" xmlns:o="urn:schemas-microsoft-com:office:office" xmlns:oel="http://schemas.microsoft.com/office/2019/extlst" xmlns:r="http://schemas.openxmlformats.org/officeDocument/2006/relationships" xmlns:m="http://schemas.openxmlformats.org/officeDocument/2006/math" xmlns:v="urn:schemas-microsoft-com:vml" xmlns:wp14="http://schemas.microsoft.com/office/word/2010/wordprocessingDrawing" xmlns:wp="http://schemas.openxmlformats.org/drawingml/2006/wordprocessingDrawing" xmlns:w10="urn:schemas-microsoft-com:office:word" xmlns:w="http://schemas.openxmlformats.org/wordprocessingml/2006/main" xmlns:w14="http://schemas.microsoft.com/office/word/2010/wordml" xmlns:w15="http://schemas.microsoft.com/office/word/2012/wordml" xmlns:w16cex="http://schemas.microsoft.com/office/word/2018/wordml/cex" xmlns:w16cid="http://schemas.microsoft.com/office/word/2016/wordml/cid" xmlns:w16="http://schemas.microsoft.com/office/word/2018/wordml" xmlns:w16du="http://schemas.microsoft.com/office/word/2023/wordml/word16du" xmlns:w16sdtdh="http://schemas.microsoft.com/office/word/2020/wordml/sdtdatahash" xmlns:w16sdtfl="http://schemas.microsoft.com/office/word/2024/wordml/sdtformatlock" xmlns:w16se="http://schemas.microsoft.com/office/word/2015/wordml/symex" xmlns:wpg="http://schemas.microsoft.com/office/word/2010/wordprocessingGroup" xmlns:wpi="http://schemas.microsoft.com/office/word/2010/wordprocessingInk" xmlns:wne="http://schemas.microsoft.com/office/word/2006/wordml" xmlns:wps="http://schemas.microsoft.com/office/word/2010/wordprocessingShape" mc:Ignorable="w14 w15 w16se w16cid w16 w16cex w16sdtdh w16sdtfl w16du wp14">
   <w:body>
     <w:p>
       <w:pPr>
@@ -108,7 +108,7 @@
     </w:p>
     <w:p>
       <w:pPr>
-        <w:pStyle w:val="Heading1"/>
+        <w:pStyle w:val="1"/>
         <w:keepNext/>
       </w:pPr>
       <w:r>
@@ -131,10 +131,7 @@
         <w:jc w:val="both"/>
       </w:pPr>
       <w:r>
-        <w:t>1. Табулирование вариантной математической функции f(x) на диапазоне [a, b] с шагом h с проверкой области определения и</w:t>
-      </w:r>
-      <w:r>
-        <w:t xml:space="preserve"> расчётом сводной статистики (valid_count, invalid_count, min_y, max_y, average_y).</w:t>
+        <w:t>1. Табулирование вариантной математической функции f(x) на диапазоне [a, b] с шагом h с проверкой области определения и расчётом сводной статистики (valid_count, invalid_count, min_y, max_y, average_y).</w:t>
       </w:r>
     </w:p>
     <w:p>
@@ -143,15 +140,12 @@
         <w:jc w:val="both"/>
       </w:pPr>
       <w:r>
-        <w:t>2. Итерационный расчёт приближённого значения функции arctg(z) с точностью eps = 1e-4 по рекуррентной формуле, подсчётом количества итераций N и сравнением с точным значени</w:t>
-      </w:r>
-      <w:r>
-        <w:t>ем из библиотеки math.h (функция atan).</w:t>
-      </w:r>
-    </w:p>
-    <w:p>
-      <w:pPr>
-        <w:pStyle w:val="Heading1"/>
+        <w:t>2. Итерационный расчёт приближённого значения функции arctg(z) с точностью eps = 1e-4 по рекуррентной формуле, подсчётом количества итераций N и сравнением с точным значением из библиотеки math.h (функция atan).</w:t>
+      </w:r>
+    </w:p>
+    <w:p>
+      <w:pPr>
+        <w:pStyle w:val="1"/>
         <w:keepNext/>
       </w:pPr>
       <w:r>
@@ -238,10 +232,7 @@
         <w:jc w:val="both"/>
       </w:pPr>
       <w:r>
-        <w:t>Итерационный процесс варианта 11: arctg(z) (контроль — atan(z) из math.h): t0 = z; t(k+1) = −t(k) · z² · (2k+1) / (2k+3). Члены ря</w:t>
-      </w:r>
-      <w:r>
-        <w:t>да добавляются в сумму, пока |t| &gt; eps.</w:t>
+        <w:t>Итерационный процесс варианта 11: arctg(z) (контроль — atan(z) из math.h): t0 = z; t(k+1) = −t(k) · z² · (2k+1) / (2k+3). Члены ряда добавляются в сумму, пока |t| &gt; eps.</w:t>
       </w:r>
     </w:p>
     <w:p>
@@ -277,12 +268,6 @@
         <w:gridCol w:w="3038"/>
       </w:tblGrid>
       <w:tr>
-        <w:tblPrEx>
-          <w:tblCellMar>
-            <w:top w:w="0" w:type="dxa"/>
-            <w:bottom w:w="0" w:type="dxa"/>
-          </w:tblCellMar>
-        </w:tblPrEx>
         <w:trPr>
           <w:cantSplit/>
           <w:tblHeader/>
@@ -385,12 +370,6 @@
         </w:tc>
       </w:tr>
       <w:tr>
-        <w:tblPrEx>
-          <w:tblCellMar>
-            <w:top w:w="0" w:type="dxa"/>
-            <w:bottom w:w="0" w:type="dxa"/>
-          </w:tblCellMar>
-        </w:tblPrEx>
         <w:trPr>
           <w:cantSplit/>
         </w:trPr>
@@ -483,12 +462,6 @@
         </w:tc>
       </w:tr>
       <w:tr>
-        <w:tblPrEx>
-          <w:tblCellMar>
-            <w:top w:w="0" w:type="dxa"/>
-            <w:bottom w:w="0" w:type="dxa"/>
-          </w:tblCellMar>
-        </w:tblPrEx>
         <w:trPr>
           <w:cantSplit/>
         </w:trPr>
@@ -581,12 +554,6 @@
         </w:tc>
       </w:tr>
       <w:tr>
-        <w:tblPrEx>
-          <w:tblCellMar>
-            <w:top w:w="0" w:type="dxa"/>
-            <w:bottom w:w="0" w:type="dxa"/>
-          </w:tblCellMar>
-        </w:tblPrEx>
         <w:trPr>
           <w:cantSplit/>
         </w:trPr>
@@ -679,12 +646,6 @@
         </w:tc>
       </w:tr>
       <w:tr>
-        <w:tblPrEx>
-          <w:tblCellMar>
-            <w:top w:w="0" w:type="dxa"/>
-            <w:bottom w:w="0" w:type="dxa"/>
-          </w:tblCellMar>
-        </w:tblPrEx>
         <w:trPr>
           <w:cantSplit/>
         </w:trPr>
@@ -777,12 +738,6 @@
         </w:tc>
       </w:tr>
       <w:tr>
-        <w:tblPrEx>
-          <w:tblCellMar>
-            <w:top w:w="0" w:type="dxa"/>
-            <w:bottom w:w="0" w:type="dxa"/>
-          </w:tblCellMar>
-        </w:tblPrEx>
         <w:trPr>
           <w:cantSplit/>
         </w:trPr>
@@ -875,12 +830,6 @@
         </w:tc>
       </w:tr>
       <w:tr>
-        <w:tblPrEx>
-          <w:tblCellMar>
-            <w:top w:w="0" w:type="dxa"/>
-            <w:bottom w:w="0" w:type="dxa"/>
-          </w:tblCellMar>
-        </w:tblPrEx>
         <w:trPr>
           <w:cantSplit/>
         </w:trPr>
@@ -991,10 +940,7 @@
         <w:t xml:space="preserve">Ограничения (контракт данных и область определения): </w:t>
       </w:r>
       <w:r>
-        <w:t>a ≤ b, h &gt; 0, 1 ≤ n ≤ 1000. Функция f(x) определена при cos x + 1 &gt; 0 (подкоренное выражение и сомножитель знаменателя; в программе — cos(x) + 1 &gt; DOMAIN_EPS, DOMAIN_EPS = 1e-12). Корень пятой степени и функции sin, exp определены при любом x. Ряд для arct</w:t>
-      </w:r>
-      <w:r>
-        <w:t>g(z) сходится при |z| ≤ 1. Итерационный процесс завершается при |term| ≤ eps или при достижении MAX_ITERATIONS = 100000.</w:t>
+        <w:t>a ≤ b, h &gt; 0, 1 ≤ n ≤ 1000. Функция f(x) определена при cos x + 1 &gt; 0 (подкоренное выражение и сомножитель знаменателя; в программе — cos(x) + 1 &gt; DOMAIN_EPS, DOMAIN_EPS = 1e-12). Корень пятой степени и функции sin, exp определены при любом x. Ряд для arctg(z) сходится при |z| ≤ 1. Итерационный процесс завершается при |term| ≤ eps или при достижении MAX_ITERATIONS = 100000.</w:t>
       </w:r>
     </w:p>
     <w:p>
@@ -1010,15 +956,12 @@
         <w:t xml:space="preserve">Уточнение записи формулы: </w:t>
       </w:r>
       <w:r>
-        <w:t>в знаменателе под знаком квадратного корня стоит вся сумма cos x + 1, а затем результат умножается на e^x; ве</w:t>
-      </w:r>
-      <w:r>
-        <w:t>сь числитель делится на это произведение.</w:t>
-      </w:r>
-    </w:p>
-    <w:p>
-      <w:pPr>
-        <w:pStyle w:val="Heading1"/>
+        <w:t>в знаменателе под знаком квадратного корня стоит вся сумма cos x + 1, а затем результат умножается на e^x; весь числитель делится на это произведение.</w:t>
+      </w:r>
+    </w:p>
+    <w:p>
+      <w:pPr>
+        <w:pStyle w:val="1"/>
         <w:keepNext/>
       </w:pPr>
       <w:r>
@@ -1027,7 +970,7 @@
     </w:p>
     <w:p>
       <w:pPr>
-        <w:pStyle w:val="Heading2"/>
+        <w:pStyle w:val="2"/>
         <w:keepNext/>
       </w:pPr>
       <w:r>
@@ -1040,10 +983,7 @@
         <w:jc w:val="both"/>
       </w:pPr>
       <w:r>
-        <w:t xml:space="preserve">Число точек: n = floor((b − a) / h) + 1 = floor(0.060 / 0.010) + 1 = 6 + 1 = 7. Точки x_i = a + i·h: 0.200; 0.210; 0.220; 0.230; </w:t>
-      </w:r>
-      <w:r>
-        <w:t>0.240; 0.250; 0.260.</w:t>
+        <w:t>Число точек: n = floor((b − a) / h) + 1 = floor(0.060 / 0.010) + 1 = 6 + 1 = 7. Точки x_i = a + i·h: 0.200; 0.210; 0.220; 0.230; 0.240; 0.250; 0.260.</w:t>
       </w:r>
     </w:p>
     <w:tbl>
@@ -1069,12 +1009,6 @@
         <w:gridCol w:w="3638"/>
       </w:tblGrid>
       <w:tr>
-        <w:tblPrEx>
-          <w:tblCellMar>
-            <w:top w:w="0" w:type="dxa"/>
-            <w:bottom w:w="0" w:type="dxa"/>
-          </w:tblCellMar>
-        </w:tblPrEx>
         <w:trPr>
           <w:cantSplit/>
           <w:tblHeader/>
@@ -1178,12 +1112,6 @@
         </w:tc>
       </w:tr>
       <w:tr>
-        <w:tblPrEx>
-          <w:tblCellMar>
-            <w:top w:w="0" w:type="dxa"/>
-            <w:bottom w:w="0" w:type="dxa"/>
-          </w:tblCellMar>
-        </w:tblPrEx>
         <w:trPr>
           <w:cantSplit/>
         </w:trPr>
@@ -1276,12 +1204,6 @@
         </w:tc>
       </w:tr>
       <w:tr>
-        <w:tblPrEx>
-          <w:tblCellMar>
-            <w:top w:w="0" w:type="dxa"/>
-            <w:bottom w:w="0" w:type="dxa"/>
-          </w:tblCellMar>
-        </w:tblPrEx>
         <w:trPr>
           <w:cantSplit/>
         </w:trPr>
@@ -1374,12 +1296,6 @@
         </w:tc>
       </w:tr>
       <w:tr>
-        <w:tblPrEx>
-          <w:tblCellMar>
-            <w:top w:w="0" w:type="dxa"/>
-            <w:bottom w:w="0" w:type="dxa"/>
-          </w:tblCellMar>
-        </w:tblPrEx>
         <w:trPr>
           <w:cantSplit/>
         </w:trPr>
@@ -1472,12 +1388,6 @@
         </w:tc>
       </w:tr>
       <w:tr>
-        <w:tblPrEx>
-          <w:tblCellMar>
-            <w:top w:w="0" w:type="dxa"/>
-            <w:bottom w:w="0" w:type="dxa"/>
-          </w:tblCellMar>
-        </w:tblPrEx>
         <w:trPr>
           <w:cantSplit/>
         </w:trPr>
@@ -1570,12 +1480,6 @@
         </w:tc>
       </w:tr>
       <w:tr>
-        <w:tblPrEx>
-          <w:tblCellMar>
-            <w:top w:w="0" w:type="dxa"/>
-            <w:bottom w:w="0" w:type="dxa"/>
-          </w:tblCellMar>
-        </w:tblPrEx>
         <w:trPr>
           <w:cantSplit/>
         </w:trPr>
@@ -1675,7 +1579,7 @@
     </w:p>
     <w:p>
       <w:pPr>
-        <w:pStyle w:val="Heading2"/>
+        <w:pStyle w:val="2"/>
         <w:keepNext/>
       </w:pPr>
       <w:r>
@@ -1706,12 +1610,6 @@
         <w:gridCol w:w="1800"/>
       </w:tblGrid>
       <w:tr>
-        <w:tblPrEx>
-          <w:tblCellMar>
-            <w:top w:w="0" w:type="dxa"/>
-            <w:bottom w:w="0" w:type="dxa"/>
-          </w:tblCellMar>
-        </w:tblPrEx>
         <w:trPr>
           <w:cantSplit/>
           <w:tblHeader/>
@@ -1846,12 +1744,6 @@
         </w:tc>
       </w:tr>
       <w:tr>
-        <w:tblPrEx>
-          <w:tblCellMar>
-            <w:top w:w="0" w:type="dxa"/>
-            <w:bottom w:w="0" w:type="dxa"/>
-          </w:tblCellMar>
-        </w:tblPrEx>
         <w:trPr>
           <w:cantSplit/>
         </w:trPr>
@@ -1973,12 +1865,6 @@
         </w:tc>
       </w:tr>
       <w:tr>
-        <w:tblPrEx>
-          <w:tblCellMar>
-            <w:top w:w="0" w:type="dxa"/>
-            <w:bottom w:w="0" w:type="dxa"/>
-          </w:tblCellMar>
-        </w:tblPrEx>
         <w:trPr>
           <w:cantSplit/>
         </w:trPr>
@@ -2100,12 +1986,6 @@
         </w:tc>
       </w:tr>
       <w:tr>
-        <w:tblPrEx>
-          <w:tblCellMar>
-            <w:top w:w="0" w:type="dxa"/>
-            <w:bottom w:w="0" w:type="dxa"/>
-          </w:tblCellMar>
-        </w:tblPrEx>
         <w:trPr>
           <w:cantSplit/>
         </w:trPr>
@@ -2227,12 +2107,6 @@
         </w:tc>
       </w:tr>
       <w:tr>
-        <w:tblPrEx>
-          <w:tblCellMar>
-            <w:top w:w="0" w:type="dxa"/>
-            <w:bottom w:w="0" w:type="dxa"/>
-          </w:tblCellMar>
-        </w:tblPrEx>
         <w:trPr>
           <w:cantSplit/>
         </w:trPr>
@@ -2354,12 +2228,6 @@
         </w:tc>
       </w:tr>
       <w:tr>
-        <w:tblPrEx>
-          <w:tblCellMar>
-            <w:top w:w="0" w:type="dxa"/>
-            <w:bottom w:w="0" w:type="dxa"/>
-          </w:tblCellMar>
-        </w:tblPrEx>
         <w:trPr>
           <w:cantSplit/>
         </w:trPr>
@@ -2481,12 +2349,6 @@
         </w:tc>
       </w:tr>
       <w:tr>
-        <w:tblPrEx>
-          <w:tblCellMar>
-            <w:top w:w="0" w:type="dxa"/>
-            <w:bottom w:w="0" w:type="dxa"/>
-          </w:tblCellMar>
-        </w:tblPrEx>
         <w:trPr>
           <w:cantSplit/>
         </w:trPr>
@@ -2608,12 +2470,6 @@
         </w:tc>
       </w:tr>
       <w:tr>
-        <w:tblPrEx>
-          <w:tblCellMar>
-            <w:top w:w="0" w:type="dxa"/>
-            <w:bottom w:w="0" w:type="dxa"/>
-          </w:tblCellMar>
-        </w:tblPrEx>
         <w:trPr>
           <w:cantSplit/>
         </w:trPr>
@@ -2735,12 +2591,6 @@
         </w:tc>
       </w:tr>
       <w:tr>
-        <w:tblPrEx>
-          <w:tblCellMar>
-            <w:top w:w="0" w:type="dxa"/>
-            <w:bottom w:w="0" w:type="dxa"/>
-          </w:tblCellMar>
-        </w:tblPrEx>
         <w:trPr>
           <w:cantSplit/>
         </w:trPr>
@@ -2862,12 +2712,6 @@
         </w:tc>
       </w:tr>
       <w:tr>
-        <w:tblPrEx>
-          <w:tblCellMar>
-            <w:top w:w="0" w:type="dxa"/>
-            <w:bottom w:w="0" w:type="dxa"/>
-          </w:tblCellMar>
-        </w:tblPrEx>
         <w:trPr>
           <w:cantSplit/>
         </w:trPr>
@@ -2989,12 +2833,6 @@
         </w:tc>
       </w:tr>
       <w:tr>
-        <w:tblPrEx>
-          <w:tblCellMar>
-            <w:top w:w="0" w:type="dxa"/>
-            <w:bottom w:w="0" w:type="dxa"/>
-          </w:tblCellMar>
-        </w:tblPrEx>
         <w:trPr>
           <w:cantSplit/>
         </w:trPr>
@@ -3116,12 +2954,6 @@
         </w:tc>
       </w:tr>
       <w:tr>
-        <w:tblPrEx>
-          <w:tblCellMar>
-            <w:top w:w="0" w:type="dxa"/>
-            <w:bottom w:w="0" w:type="dxa"/>
-          </w:tblCellMar>
-        </w:tblPrEx>
         <w:trPr>
           <w:cantSplit/>
         </w:trPr>
@@ -3250,7 +3082,7 @@
     </w:p>
     <w:p>
       <w:pPr>
-        <w:pStyle w:val="Heading2"/>
+        <w:pStyle w:val="2"/>
         <w:keepNext/>
       </w:pPr>
       <w:r>
@@ -3292,12 +3124,6 @@
         <w:gridCol w:w="1638"/>
       </w:tblGrid>
       <w:tr>
-        <w:tblPrEx>
-          <w:tblCellMar>
-            <w:top w:w="0" w:type="dxa"/>
-            <w:bottom w:w="0" w:type="dxa"/>
-          </w:tblCellMar>
-        </w:tblPrEx>
         <w:trPr>
           <w:cantSplit/>
           <w:tblHeader/>
@@ -3330,8 +3156,31 @@
                 <w:sz w:val="20"/>
                 <w:szCs w:val="20"/>
               </w:rPr>
-              <w:t>Ч</w:t>
-            </w:r>
+              <w:t>Член</w:t>
+            </w:r>
+          </w:p>
+        </w:tc>
+        <w:tc>
+          <w:tcPr>
+            <w:tcW w:w="2000" w:type="dxa"/>
+            <w:tcBorders>
+              <w:top w:val="single" w:sz="4" w:space="0" w:color="000000"/>
+              <w:left w:val="single" w:sz="4" w:space="0" w:color="000000"/>
+              <w:bottom w:val="single" w:sz="4" w:space="0" w:color="000000"/>
+              <w:right w:val="single" w:sz="4" w:space="0" w:color="000000"/>
+            </w:tcBorders>
+            <w:shd w:val="clear" w:color="auto" w:fill="E7E6E6"/>
+            <w:tcMar>
+              <w:top w:w="50" w:type="dxa"/>
+              <w:left w:w="90" w:type="dxa"/>
+              <w:bottom w:w="50" w:type="dxa"/>
+              <w:right w:w="90" w:type="dxa"/>
+            </w:tcMar>
+          </w:tcPr>
+          <w:p>
+            <w:pPr>
+              <w:spacing w:after="20"/>
+            </w:pPr>
             <w:r>
               <w:rPr>
                 <w:b/>
@@ -3339,13 +3188,13 @@
                 <w:sz w:val="20"/>
                 <w:szCs w:val="20"/>
               </w:rPr>
-              <w:t>лен</w:t>
-            </w:r>
-          </w:p>
-        </w:tc>
-        <w:tc>
-          <w:tcPr>
-            <w:tcW w:w="2000" w:type="dxa"/>
+              <w:t>Формула члена t</w:t>
+            </w:r>
+          </w:p>
+        </w:tc>
+        <w:tc>
+          <w:tcPr>
+            <w:tcW w:w="2700" w:type="dxa"/>
             <w:tcBorders>
               <w:top w:val="single" w:sz="4" w:space="0" w:color="000000"/>
               <w:left w:val="single" w:sz="4" w:space="0" w:color="000000"/>
@@ -3371,13 +3220,13 @@
                 <w:sz w:val="20"/>
                 <w:szCs w:val="20"/>
               </w:rPr>
-              <w:t>Формула члена t</w:t>
-            </w:r>
-          </w:p>
-        </w:tc>
-        <w:tc>
-          <w:tcPr>
-            <w:tcW w:w="2700" w:type="dxa"/>
+              <w:t>Вычисление</w:t>
+            </w:r>
+          </w:p>
+        </w:tc>
+        <w:tc>
+          <w:tcPr>
+            <w:tcW w:w="1200" w:type="dxa"/>
             <w:tcBorders>
               <w:top w:val="single" w:sz="4" w:space="0" w:color="000000"/>
               <w:left w:val="single" w:sz="4" w:space="0" w:color="000000"/>
@@ -3403,13 +3252,13 @@
                 <w:sz w:val="20"/>
                 <w:szCs w:val="20"/>
               </w:rPr>
-              <w:t>Вычисление</w:t>
-            </w:r>
-          </w:p>
-        </w:tc>
-        <w:tc>
-          <w:tcPr>
-            <w:tcW w:w="1200" w:type="dxa"/>
+              <w:t>|t|</w:t>
+            </w:r>
+          </w:p>
+        </w:tc>
+        <w:tc>
+          <w:tcPr>
+            <w:tcW w:w="1400" w:type="dxa"/>
             <w:tcBorders>
               <w:top w:val="single" w:sz="4" w:space="0" w:color="000000"/>
               <w:left w:val="single" w:sz="4" w:space="0" w:color="000000"/>
@@ -3435,13 +3284,13 @@
                 <w:sz w:val="20"/>
                 <w:szCs w:val="20"/>
               </w:rPr>
-              <w:t>|t|</w:t>
-            </w:r>
-          </w:p>
-        </w:tc>
-        <w:tc>
-          <w:tcPr>
-            <w:tcW w:w="1400" w:type="dxa"/>
+              <w:t>Сравнение с eps</w:t>
+            </w:r>
+          </w:p>
+        </w:tc>
+        <w:tc>
+          <w:tcPr>
+            <w:tcW w:w="1638" w:type="dxa"/>
             <w:tcBorders>
               <w:top w:val="single" w:sz="4" w:space="0" w:color="000000"/>
               <w:left w:val="single" w:sz="4" w:space="0" w:color="000000"/>
@@ -3467,50 +3316,12 @@
                 <w:sz w:val="20"/>
                 <w:szCs w:val="20"/>
               </w:rPr>
-              <w:t>Сравнение с eps</w:t>
-            </w:r>
-          </w:p>
-        </w:tc>
-        <w:tc>
-          <w:tcPr>
-            <w:tcW w:w="1638" w:type="dxa"/>
-            <w:tcBorders>
-              <w:top w:val="single" w:sz="4" w:space="0" w:color="000000"/>
-              <w:left w:val="single" w:sz="4" w:space="0" w:color="000000"/>
-              <w:bottom w:val="single" w:sz="4" w:space="0" w:color="000000"/>
-              <w:right w:val="single" w:sz="4" w:space="0" w:color="000000"/>
-            </w:tcBorders>
-            <w:shd w:val="clear" w:color="auto" w:fill="E7E6E6"/>
-            <w:tcMar>
-              <w:top w:w="50" w:type="dxa"/>
-              <w:left w:w="90" w:type="dxa"/>
-              <w:bottom w:w="50" w:type="dxa"/>
-              <w:right w:w="90" w:type="dxa"/>
-            </w:tcMar>
-          </w:tcPr>
-          <w:p>
-            <w:pPr>
-              <w:spacing w:after="20"/>
-            </w:pPr>
-            <w:r>
-              <w:rPr>
-                <w:b/>
-                <w:bCs/>
-                <w:sz w:val="20"/>
-                <w:szCs w:val="20"/>
-              </w:rPr>
               <w:t>Накопленная сумма</w:t>
             </w:r>
           </w:p>
         </w:tc>
       </w:tr>
       <w:tr>
-        <w:tblPrEx>
-          <w:tblCellMar>
-            <w:top w:w="0" w:type="dxa"/>
-            <w:bottom w:w="0" w:type="dxa"/>
-          </w:tblCellMar>
-        </w:tblPrEx>
         <w:trPr>
           <w:cantSplit/>
         </w:trPr>
@@ -3690,12 +3501,6 @@
         </w:tc>
       </w:tr>
       <w:tr>
-        <w:tblPrEx>
-          <w:tblCellMar>
-            <w:top w:w="0" w:type="dxa"/>
-            <w:bottom w:w="0" w:type="dxa"/>
-          </w:tblCellMar>
-        </w:tblPrEx>
         <w:trPr>
           <w:cantSplit/>
         </w:trPr>
@@ -3875,12 +3680,6 @@
         </w:tc>
       </w:tr>
       <w:tr>
-        <w:tblPrEx>
-          <w:tblCellMar>
-            <w:top w:w="0" w:type="dxa"/>
-            <w:bottom w:w="0" w:type="dxa"/>
-          </w:tblCellMar>
-        </w:tblPrEx>
         <w:trPr>
           <w:cantSplit/>
         </w:trPr>
@@ -4061,12 +3860,6 @@
         </w:tc>
       </w:tr>
       <w:tr>
-        <w:tblPrEx>
-          <w:tblCellMar>
-            <w:top w:w="0" w:type="dxa"/>
-            <w:bottom w:w="0" w:type="dxa"/>
-          </w:tblCellMar>
-        </w:tblPrEx>
         <w:trPr>
           <w:cantSplit/>
         </w:trPr>
@@ -4246,12 +4039,6 @@
         </w:tc>
       </w:tr>
       <w:tr>
-        <w:tblPrEx>
-          <w:tblCellMar>
-            <w:top w:w="0" w:type="dxa"/>
-            <w:bottom w:w="0" w:type="dxa"/>
-          </w:tblCellMar>
-        </w:tblPrEx>
         <w:trPr>
           <w:cantSplit/>
         </w:trPr>
@@ -4442,10 +4229,7 @@
         <w:jc w:val="both"/>
       </w:pPr>
       <w:r>
-        <w:t>Итог ручного расчёта: добавлены члены t0…t3, поэтому N = 4; приближённое значение 0.358756; значение atan(0.375) из math.h ≈ 0.358771; абсолютная разность ≈ 0.000015 (1.46·10^-5). Для знакочередующегося ряда с убывающими по модулю членами ошибка не превыша</w:t>
-      </w:r>
-      <w:r>
-        <w:t>ет первого отброшенного члена: 1.46·10^-5 ≤ |t4| = 1.63·10^-5, значит оценка согласуется.</w:t>
+        <w:t>Итог ручного расчёта: добавлены члены t0…t3, поэтому N = 4; приближённое значение 0.358756; значение atan(0.375) из math.h ≈ 0.358771; абсолютная разность ≈ 0.000015 (1.46·10^-5). Для знакочередующегося ряда с убывающими по модулю членами ошибка не превышает первого отброшенного члена: 1.46·10^-5 ≤ |t4| = 1.63·10^-5, значит оценка согласуется.</w:t>
       </w:r>
     </w:p>
     <w:p>
@@ -4461,15 +4245,12 @@
         <w:t xml:space="preserve">Прогноз влияния eps. </w:t>
       </w:r>
       <w:r>
-        <w:t>Отношение соседних членов ≈ z²·(2k+1)/(2k+3) ≈ 0.11, то есть каждый член примерно в 9 раз меньше предыдущего. Значит, уменьшение eps в 10 раз доб</w:t>
-      </w:r>
-      <w:r>
-        <w:t>авляет примерно один член: при eps = 1e-5 ожидается N = 5 (t4 = 1.63·10^-5 &gt; eps будет добавлен, t5 ≈ 1.9·10^-6 ≤ eps — остановка).</w:t>
-      </w:r>
-    </w:p>
-    <w:p>
-      <w:pPr>
-        <w:pStyle w:val="Heading1"/>
+        <w:t>Отношение соседних членов ≈ z²·(2k+1)/(2k+3) ≈ 0.11, то есть каждый член примерно в 9 раз меньше предыдущего. Значит, уменьшение eps в 10 раз добавляет примерно один член: при eps = 1e-5 ожидается N = 5 (t4 = 1.63·10^-5 &gt; eps будет добавлен, t5 ≈ 1.9·10^-6 ≤ eps — остановка).</w:t>
+      </w:r>
+    </w:p>
+    <w:p>
+      <w:pPr>
+        <w:pStyle w:val="1"/>
         <w:keepNext/>
       </w:pPr>
       <w:r>
@@ -4831,15 +4612,7 @@
           <w:sz w:val="18"/>
           <w:szCs w:val="18"/>
         </w:rPr>
-        <w:t xml:space="preserve">    double</w:t>
-      </w:r>
-      <w:r>
-        <w:rPr>
-          <w:rFonts w:ascii="Consolas" w:eastAsia="Consolas" w:hAnsi="Consolas" w:cs="Consolas"/>
-          <w:sz w:val="18"/>
-          <w:szCs w:val="18"/>
-        </w:rPr>
-        <w:t xml:space="preserve"> sum_y = 0.0, min_y = 0.0, max_y = 0.0;</w:t>
+        <w:t xml:space="preserve">    double sum_y = 0.0, min_y = 0.0, max_y = 0.0;</w:t>
       </w:r>
     </w:p>
     <w:p>
@@ -4949,15 +4722,7 @@
           <w:sz w:val="18"/>
           <w:szCs w:val="18"/>
         </w:rPr>
-        <w:t xml:space="preserve">            double den </w:t>
-      </w:r>
-      <w:r>
-        <w:rPr>
-          <w:rFonts w:ascii="Consolas" w:eastAsia="Consolas" w:hAnsi="Consolas" w:cs="Consolas"/>
-          <w:sz w:val="18"/>
-          <w:szCs w:val="18"/>
-        </w:rPr>
-        <w:t>= sqrt(den_arg) * exp(x);</w:t>
+        <w:t xml:space="preserve">            double den = sqrt(den_arg) * exp(x);</w:t>
       </w:r>
     </w:p>
     <w:p>
@@ -5035,15 +4800,7 @@
           <w:sz w:val="18"/>
           <w:szCs w:val="18"/>
         </w:rPr>
-        <w:t xml:space="preserve">            printf("%2d | %7.</w:t>
-      </w:r>
-      <w:r>
-        <w:rPr>
-          <w:rFonts w:ascii="Consolas" w:eastAsia="Consolas" w:hAnsi="Consolas" w:cs="Consolas"/>
-          <w:sz w:val="18"/>
-          <w:szCs w:val="18"/>
-        </w:rPr>
-        <w:t>4f | %10.6f | VALID\n", i, x, y);</w:t>
+        <w:t xml:space="preserve">            printf("%2d | %7.4f | %10.6f | VALID\n", i, x, y);</w:t>
       </w:r>
     </w:p>
     <w:p>
@@ -5134,15 +4891,7 @@
           <w:sz w:val="18"/>
           <w:szCs w:val="18"/>
         </w:rPr>
-        <w:t xml:space="preserve">    if (va</w:t>
-      </w:r>
-      <w:r>
-        <w:rPr>
-          <w:rFonts w:ascii="Consolas" w:eastAsia="Consolas" w:hAnsi="Consolas" w:cs="Consolas"/>
-          <w:sz w:val="18"/>
-          <w:szCs w:val="18"/>
-        </w:rPr>
-        <w:t>lid_count &gt; 0) {</w:t>
+        <w:t xml:space="preserve">    if (valid_count &gt; 0) {</w:t>
       </w:r>
     </w:p>
     <w:p>
@@ -5303,15 +5052,7 @@
           <w:sz w:val="18"/>
           <w:szCs w:val="18"/>
         </w:rPr>
-        <w:t xml:space="preserve">        printf("Er</w:t>
-      </w:r>
-      <w:r>
-        <w:rPr>
-          <w:rFonts w:ascii="Consolas" w:eastAsia="Consolas" w:hAnsi="Consolas" w:cs="Consolas"/>
-          <w:sz w:val="18"/>
-          <w:szCs w:val="18"/>
-        </w:rPr>
-        <w:t>ror: need |z| &lt;= 1 and eps &gt; 0\n");</w:t>
+        <w:t xml:space="preserve">        printf("Error: need |z| &lt;= 1 and eps &gt; 0\n");</w:t>
       </w:r>
     </w:p>
     <w:p>
@@ -5485,15 +5226,7 @@
           <w:sz w:val="18"/>
           <w:szCs w:val="18"/>
         </w:rPr>
-        <w:t xml:space="preserve">    printf("arctg(%.4f): approx = %.8f, math.h = %.8f, |di</w:t>
-      </w:r>
-      <w:r>
-        <w:rPr>
-          <w:rFonts w:ascii="Consolas" w:eastAsia="Consolas" w:hAnsi="Consolas" w:cs="Consolas"/>
-          <w:sz w:val="18"/>
-          <w:szCs w:val="18"/>
-        </w:rPr>
-        <w:t>ff| = %.2e, N = %d\n",</w:t>
+        <w:t xml:space="preserve">    printf("arctg(%.4f): approx = %.8f, math.h = %.8f, |diff| = %.2e, N = %d\n",</w:t>
       </w:r>
     </w:p>
     <w:p>
@@ -5537,7 +5270,7 @@
     </w:p>
     <w:p>
       <w:pPr>
-        <w:pStyle w:val="Heading1"/>
+        <w:pStyle w:val="1"/>
         <w:keepNext/>
       </w:pPr>
       <w:r>
@@ -5587,13 +5320,7 @@
         <w:jc w:val="both"/>
       </w:pPr>
       <w:r>
-        <w:t>Сборка проходит без ошибок и предупреждений (вывод компилятора пуст). Фактическ</w:t>
-      </w:r>
-      <w:r>
-        <w:t xml:space="preserve">ий </w:t>
-      </w:r>
-      <w:r>
-        <w:t>вывод консоли при запуске на контрольных данных варианта 11:</w:t>
+        <w:t>Сборка проходит без ошибок и предупреждений (вывод компилятора пуст). Фактический вывод консоли при запуске на контрольных данных варианта 11:</w:t>
       </w:r>
     </w:p>
     <w:p>
@@ -5676,15 +5403,7 @@
           <w:sz w:val="18"/>
           <w:szCs w:val="18"/>
         </w:rPr>
-        <w:t xml:space="preserve"> 3 |  0.2300 |   0.65</w:t>
-      </w:r>
-      <w:r>
-        <w:rPr>
-          <w:rFonts w:ascii="Consolas" w:eastAsia="Consolas" w:hAnsi="Consolas" w:cs="Consolas"/>
-          <w:sz w:val="18"/>
-          <w:szCs w:val="18"/>
-        </w:rPr>
-        <w:t>4733 | VALID</w:t>
+        <w:t xml:space="preserve"> 3 |  0.2300 |   0.654733 | VALID</w:t>
       </w:r>
     </w:p>
     <w:p>
@@ -5781,20 +5500,12 @@
           <w:sz w:val="18"/>
           <w:szCs w:val="18"/>
         </w:rPr>
-        <w:t>arctg(0.3750): approx =</w:t>
-      </w:r>
-      <w:r>
-        <w:rPr>
-          <w:rFonts w:ascii="Consolas" w:eastAsia="Consolas" w:hAnsi="Consolas" w:cs="Consolas"/>
-          <w:sz w:val="18"/>
-          <w:szCs w:val="18"/>
-        </w:rPr>
-        <w:t xml:space="preserve"> 0.35875605, math.h = 0.35877067, |diff| = 1.46e-05, N = 4</w:t>
-      </w:r>
-    </w:p>
-    <w:p>
-      <w:pPr>
-        <w:pStyle w:val="Heading2"/>
+        <w:t>arctg(0.3750): approx = 0.35875605, math.h = 0.35877067, |diff| = 1.46e-05, N = 4</w:t>
+      </w:r>
+    </w:p>
+    <w:p>
+      <w:pPr>
+        <w:pStyle w:val="2"/>
         <w:keepNext/>
       </w:pPr>
       <w:r>
@@ -5826,12 +5537,6 @@
         <w:gridCol w:w="2638"/>
       </w:tblGrid>
       <w:tr>
-        <w:tblPrEx>
-          <w:tblCellMar>
-            <w:top w:w="0" w:type="dxa"/>
-            <w:bottom w:w="0" w:type="dxa"/>
-          </w:tblCellMar>
-        </w:tblPrEx>
         <w:trPr>
           <w:cantSplit/>
           <w:tblHeader/>
@@ -5998,12 +5703,6 @@
         </w:tc>
       </w:tr>
       <w:tr>
-        <w:tblPrEx>
-          <w:tblCellMar>
-            <w:top w:w="0" w:type="dxa"/>
-            <w:bottom w:w="0" w:type="dxa"/>
-          </w:tblCellMar>
-        </w:tblPrEx>
         <w:trPr>
           <w:cantSplit/>
         </w:trPr>
@@ -6274,12 +5973,6 @@
         </w:tc>
       </w:tr>
       <w:tr>
-        <w:tblPrEx>
-          <w:tblCellMar>
-            <w:top w:w="0" w:type="dxa"/>
-            <w:bottom w:w="0" w:type="dxa"/>
-          </w:tblCellMar>
-        </w:tblPrEx>
         <w:trPr>
           <w:cantSplit/>
         </w:trPr>
@@ -6478,12 +6171,6 @@
         </w:tc>
       </w:tr>
       <w:tr>
-        <w:tblPrEx>
-          <w:tblCellMar>
-            <w:top w:w="0" w:type="dxa"/>
-            <w:bottom w:w="0" w:type="dxa"/>
-          </w:tblCellMar>
-        </w:tblPrEx>
         <w:trPr>
           <w:cantSplit/>
         </w:trPr>
@@ -6659,14 +6346,7 @@
                 <w:sz w:val="20"/>
                 <w:szCs w:val="20"/>
               </w:rPr>
-              <w:t>No valid points: statistics</w:t>
-            </w:r>
-            <w:r>
-              <w:rPr>
-                <w:sz w:val="20"/>
-                <w:szCs w:val="20"/>
-              </w:rPr>
-              <w:t xml:space="preserve"> are not computed</w:t>
+              <w:t>No valid points: statistics are not computed</w:t>
             </w:r>
           </w:p>
         </w:tc>
@@ -6713,12 +6393,6 @@
         </w:tc>
       </w:tr>
       <w:tr>
-        <w:tblPrEx>
-          <w:tblCellMar>
-            <w:top w:w="0" w:type="dxa"/>
-            <w:bottom w:w="0" w:type="dxa"/>
-          </w:tblCellMar>
-        </w:tblPrEx>
         <w:trPr>
           <w:cantSplit/>
         </w:trPr>
@@ -6917,12 +6591,6 @@
         </w:tc>
       </w:tr>
       <w:tr>
-        <w:tblPrEx>
-          <w:tblCellMar>
-            <w:top w:w="0" w:type="dxa"/>
-            <w:bottom w:w="0" w:type="dxa"/>
-          </w:tblCellMar>
-        </w:tblPrEx>
         <w:trPr>
           <w:cantSplit/>
         </w:trPr>
@@ -7145,12 +6813,6 @@
         </w:tc>
       </w:tr>
       <w:tr>
-        <w:tblPrEx>
-          <w:tblCellMar>
-            <w:top w:w="0" w:type="dxa"/>
-            <w:bottom w:w="0" w:type="dxa"/>
-          </w:tblCellMar>
-        </w:tblPrEx>
         <w:trPr>
           <w:cantSplit/>
         </w:trPr>
@@ -7349,12 +7011,6 @@
         </w:tc>
       </w:tr>
       <w:tr>
-        <w:tblPrEx>
-          <w:tblCellMar>
-            <w:top w:w="0" w:type="dxa"/>
-            <w:bottom w:w="0" w:type="dxa"/>
-          </w:tblCellMar>
-        </w:tblPrEx>
         <w:trPr>
           <w:cantSplit/>
         </w:trPr>
@@ -7412,14 +7068,7 @@
                 <w:sz w:val="20"/>
                 <w:szCs w:val="20"/>
               </w:rPr>
-              <w:t xml:space="preserve">a = b </w:t>
-            </w:r>
-            <w:r>
-              <w:rPr>
-                <w:sz w:val="20"/>
-                <w:szCs w:val="20"/>
-              </w:rPr>
-              <w:t>= −0.200</w:t>
+              <w:t>a = b = −0.200</w:t>
             </w:r>
           </w:p>
         </w:tc>
@@ -7536,12 +7185,6 @@
         </w:tc>
       </w:tr>
       <w:tr>
-        <w:tblPrEx>
-          <w:tblCellMar>
-            <w:top w:w="0" w:type="dxa"/>
-            <w:bottom w:w="0" w:type="dxa"/>
-          </w:tblCellMar>
-        </w:tblPrEx>
         <w:trPr>
           <w:cantSplit/>
         </w:trPr>
@@ -7704,12 +7347,6 @@
         </w:tc>
       </w:tr>
       <w:tr>
-        <w:tblPrEx>
-          <w:tblCellMar>
-            <w:top w:w="0" w:type="dxa"/>
-            <w:bottom w:w="0" w:type="dxa"/>
-          </w:tblCellMar>
-        </w:tblPrEx>
         <w:trPr>
           <w:cantSplit/>
         </w:trPr>
@@ -7896,12 +7533,6 @@
         </w:tc>
       </w:tr>
       <w:tr>
-        <w:tblPrEx>
-          <w:tblCellMar>
-            <w:top w:w="0" w:type="dxa"/>
-            <w:bottom w:w="0" w:type="dxa"/>
-          </w:tblCellMar>
-        </w:tblPrEx>
         <w:trPr>
           <w:cantSplit/>
         </w:trPr>
@@ -8101,12 +7732,6 @@
         </w:tc>
       </w:tr>
       <w:tr>
-        <w:tblPrEx>
-          <w:tblCellMar>
-            <w:top w:w="0" w:type="dxa"/>
-            <w:bottom w:w="0" w:type="dxa"/>
-          </w:tblCellMar>
-        </w:tblPrEx>
         <w:trPr>
           <w:cantSplit/>
         </w:trPr>
@@ -8269,12 +7894,6 @@
         </w:tc>
       </w:tr>
       <w:tr>
-        <w:tblPrEx>
-          <w:tblCellMar>
-            <w:top w:w="0" w:type="dxa"/>
-            <w:bottom w:w="0" w:type="dxa"/>
-          </w:tblCellMar>
-        </w:tblPrEx>
         <w:trPr>
           <w:cantSplit/>
         </w:trPr>
@@ -8444,7 +8063,7 @@
     </w:p>
     <w:p>
       <w:pPr>
-        <w:pStyle w:val="Heading1"/>
+        <w:pStyle w:val="1"/>
         <w:keepNext/>
       </w:pPr>
       <w:r>
@@ -8475,12 +8094,6 @@
         <w:gridCol w:w="2038"/>
       </w:tblGrid>
       <w:tr>
-        <w:tblPrEx>
-          <w:tblCellMar>
-            <w:top w:w="0" w:type="dxa"/>
-            <w:bottom w:w="0" w:type="dxa"/>
-          </w:tblCellMar>
-        </w:tblPrEx>
         <w:trPr>
           <w:cantSplit/>
           <w:tblHeader/>
@@ -8615,12 +8228,6 @@
         </w:tc>
       </w:tr>
       <w:tr>
-        <w:tblPrEx>
-          <w:tblCellMar>
-            <w:top w:w="0" w:type="dxa"/>
-            <w:bottom w:w="0" w:type="dxa"/>
-          </w:tblCellMar>
-        </w:tblPrEx>
         <w:trPr>
           <w:cantSplit/>
         </w:trPr>
@@ -8742,12 +8349,6 @@
         </w:tc>
       </w:tr>
       <w:tr>
-        <w:tblPrEx>
-          <w:tblCellMar>
-            <w:top w:w="0" w:type="dxa"/>
-            <w:bottom w:w="0" w:type="dxa"/>
-          </w:tblCellMar>
-        </w:tblPrEx>
         <w:trPr>
           <w:cantSplit/>
         </w:trPr>
@@ -8869,12 +8470,6 @@
         </w:tc>
       </w:tr>
       <w:tr>
-        <w:tblPrEx>
-          <w:tblCellMar>
-            <w:top w:w="0" w:type="dxa"/>
-            <w:bottom w:w="0" w:type="dxa"/>
-          </w:tblCellMar>
-        </w:tblPrEx>
         <w:trPr>
           <w:cantSplit/>
         </w:trPr>
@@ -8996,12 +8591,6 @@
         </w:tc>
       </w:tr>
       <w:tr>
-        <w:tblPrEx>
-          <w:tblCellMar>
-            <w:top w:w="0" w:type="dxa"/>
-            <w:bottom w:w="0" w:type="dxa"/>
-          </w:tblCellMar>
-        </w:tblPrEx>
         <w:trPr>
           <w:cantSplit/>
         </w:trPr>
@@ -9123,12 +8712,6 @@
         </w:tc>
       </w:tr>
       <w:tr>
-        <w:tblPrEx>
-          <w:tblCellMar>
-            <w:top w:w="0" w:type="dxa"/>
-            <w:bottom w:w="0" w:type="dxa"/>
-          </w:tblCellMar>
-        </w:tblPrEx>
         <w:trPr>
           <w:cantSplit/>
         </w:trPr>
@@ -9250,12 +8833,6 @@
         </w:tc>
       </w:tr>
       <w:tr>
-        <w:tblPrEx>
-          <w:tblCellMar>
-            <w:top w:w="0" w:type="dxa"/>
-            <w:bottom w:w="0" w:type="dxa"/>
-          </w:tblCellMar>
-        </w:tblPrEx>
         <w:trPr>
           <w:cantSplit/>
         </w:trPr>
@@ -9377,12 +8954,6 @@
         </w:tc>
       </w:tr>
       <w:tr>
-        <w:tblPrEx>
-          <w:tblCellMar>
-            <w:top w:w="0" w:type="dxa"/>
-            <w:bottom w:w="0" w:type="dxa"/>
-          </w:tblCellMar>
-        </w:tblPrEx>
         <w:trPr>
           <w:cantSplit/>
         </w:trPr>
@@ -9504,12 +9075,6 @@
         </w:tc>
       </w:tr>
       <w:tr>
-        <w:tblPrEx>
-          <w:tblCellMar>
-            <w:top w:w="0" w:type="dxa"/>
-            <w:bottom w:w="0" w:type="dxa"/>
-          </w:tblCellMar>
-        </w:tblPrEx>
         <w:trPr>
           <w:cantSplit/>
         </w:trPr>
@@ -9631,12 +9196,6 @@
         </w:tc>
       </w:tr>
       <w:tr>
-        <w:tblPrEx>
-          <w:tblCellMar>
-            <w:top w:w="0" w:type="dxa"/>
-            <w:bottom w:w="0" w:type="dxa"/>
-          </w:tblCellMar>
-        </w:tblPrEx>
         <w:trPr>
           <w:cantSplit/>
         </w:trPr>
@@ -9765,7 +9324,7 @@
     </w:p>
     <w:p>
       <w:pPr>
-        <w:pStyle w:val="Heading1"/>
+        <w:pStyle w:val="1"/>
         <w:keepNext/>
       </w:pPr>
       <w:r>
@@ -9787,10 +9346,7 @@
         <w:jc w:val="both"/>
       </w:pPr>
       <w:r>
-        <w:t>2. Тесты T1–T6 и шесть дополнительных тестов пройдены. Сборка вып</w:t>
-      </w:r>
-      <w:r>
-        <w:t>олнена с флагами -Wall -Wextra -Wpedantic -Wconversion без ошибок и предупреждений.</w:t>
+        <w:t>2. Тесты T1–T6 и шесть дополнительных тестов пройдены. Сборка выполнена с флагами -Wall -Wextra -Wpedantic -Wconversion без ошибок и предупреждений.</w:t>
       </w:r>
     </w:p>
     <w:p>
@@ -9799,10 +9355,7 @@
         <w:jc w:val="both"/>
       </w:pPr>
       <w:r>
-        <w:t>3. Ветвления потребовались для проверки входных данных (a ≤ b, h &gt; 0, 1 ≤ n ≤ 1000), для проверки области определения cos x + 1 &gt; DOMAIN_EPS до вызова sqrt и деления, для п</w:t>
-      </w:r>
-      <w:r>
-        <w:t>роверки |z| ≤ 1 и для защиты от деления на valid_count = 0.</w:t>
+        <w:t>3. Ветвления потребовались для проверки входных данных (a ≤ b, h &gt; 0, 1 ≤ n ≤ 1000), для проверки области определения cos x + 1 &gt; DOMAIN_EPS до вызова sqrt и деления, для проверки |z| ≤ 1 и для защиты от деления на valid_count = 0.</w:t>
       </w:r>
     </w:p>
     <w:p>
@@ -9811,10 +9364,7 @@
         <w:jc w:val="both"/>
       </w:pPr>
       <w:r>
-        <w:t>4. Завершение обеспечено: цикл for ограничен числом точек n ≤ 1000, цикл while — условием |term| &gt; eps &amp;&amp; k &lt; MAX_ITERATIONS; при выходе по лимиту программа сообщает о незавершённой сходимости (те</w:t>
-      </w:r>
-      <w:r>
-        <w:t>ст T6б).</w:t>
+        <w:t>4. Завершение обеспечено: цикл for ограничен числом точек n ≤ 1000, цикл while — условием |term| &gt; eps &amp;&amp; k &lt; MAX_ITERATIONS; при выходе по лимиту программа сообщает о незавершённой сходимости (тест T6б).</w:t>
       </w:r>
     </w:p>
     <w:p>
@@ -9823,10 +9373,7 @@
         <w:jc w:val="both"/>
       </w:pPr>
       <w:r>
-        <w:t>5. Найденные риски: pow() от отрицательного числа возвращает NaN (используется copysign); floor((b − a)/h) может потерять последнюю точку из-за погрешности double (добавлена поправка COUNT_TOL); точка x = 3.14159 по предположению ИИ считалась недо</w:t>
-      </w:r>
-      <w:r>
-        <w:t>пустимой, но фактически допустима.</w:t>
+        <w:t>5. Найденные риски: pow() от отрицательного числа возвращает NaN (используется copysign); floor((b − a)/h) может потерять последнюю точку из-за погрешности double (добавлена поправка COUNT_TOL); точка x = 3.14159 по предположению ИИ считалась недопустимой, но фактически допустима.</w:t>
       </w:r>
     </w:p>
     <w:p>
@@ -9836,10 +9383,7 @@
       </w:pPr>
       <w:r>
         <w:lastRenderedPageBreak/>
-        <w:t xml:space="preserve">6. Изменение eps: уменьшение в 10 раз добавляет один член ряда (N = 2, 3, 4, 5 для eps = 1e-2, 1e-3, 1e-4, 1e-5). Фактическая ошибка при eps = 1e-4 равна 1.46·10^-5, что меньше eps, но eps является порогом для следующего </w:t>
-      </w:r>
-      <w:r>
-        <w:t>члена, а не гарантией ошибки.</w:t>
+        <w:t>6. Изменение eps: уменьшение в 10 раз добавляет один член ряда (N = 2, 3, 4, 5 для eps = 1e-2, 1e-3, 1e-4, 1e-5). Фактическая ошибка при eps = 1e-4 равна 1.46·10^-5, что меньше eps, но eps является порогом для следующего члена, а не гарантией ошибки.</w:t>
       </w:r>
     </w:p>
     <w:p>
@@ -9853,14 +9397,11 @@
     </w:p>
     <w:p>
       <w:pPr>
-        <w:pStyle w:val="Heading1"/>
+        <w:pStyle w:val="1"/>
         <w:keepNext/>
       </w:pPr>
       <w:r>
-        <w:t>ИИ-тестирование (AI-пр</w:t>
-      </w:r>
-      <w:r>
-        <w:t>отокол)</w:t>
+        <w:t>ИИ-тестирование (AI-протокол)</w:t>
       </w:r>
     </w:p>
     <w:p>
@@ -9897,14 +9438,7 @@
           <w:i/>
           <w:iCs/>
         </w:rPr>
-        <w:t>Я реализую на C17 вариант 11 с формулой y = (⁵√x + sin(πx/1.7)) / (√(cos x + 1) · e^x). Программа строит таблицу для x от a до b с шагом h, проверяет область определения и выполняет итерационный процесс</w:t>
-      </w:r>
-      <w:r>
-        <w:rPr>
-          <w:i/>
-          <w:iCs/>
-        </w:rPr>
-        <w:t xml:space="preserve"> arctg(z) до eps. Не пиши готовую программу. Предложи 6 тестов: 2 обычных, 3 граничных для области определения и 1 тест для условия остановки. Для каждого укажи ожидаемое свойство результата и возможную ошибку, которую он выявляет.</w:t>
+        <w:t>Я реализую на C17 вариант 11 с формулой y = (⁵√x + sin(πx/1.7)) / (√(cos x + 1) · e^x). Программа строит таблицу для x от a до b с шагом h, проверяет область определения и выполняет итерационный процесс arctg(z) до eps. Не пиши готовую программу. Предложи 6 тестов: 2 обычных, 3 граничных для области определения и 1 тест для условия остановки. Для каждого укажи ожидаемое свойство результата и возможную ошибку, которую он выявляет.</w:t>
       </w:r>
     </w:p>
     <w:p>
@@ -9918,14 +9452,7 @@
           <w:b/>
           <w:bCs/>
         </w:rPr>
-        <w:t>Значимая часть ответа ИИ</w:t>
-      </w:r>
-      <w:r>
-        <w:rPr>
-          <w:b/>
-          <w:bCs/>
-        </w:rPr>
-        <w:t xml:space="preserve"> (предложенные тесты):</w:t>
+        <w:t>Значимая часть ответа ИИ (предложенные тесты):</w:t>
       </w:r>
     </w:p>
     <w:p>
@@ -9934,10 +9461,7 @@
         <w:jc w:val="both"/>
       </w:pPr>
       <w:r>
-        <w:t>Тест 1 (обычный). a = 0.2, b = 0.21, h = 0.01. Свойство: y(0.2) ≈ 0.6319, y(0.21) ≈ 0.6399, функция возрастает. Выявляет неверную расстановку скобок: деление на √(cos x + 1) с последующим умножением на e^x вместо деления на произведе</w:t>
-      </w:r>
-      <w:r>
-        <w:t>ние даёт ≈ 0.9427.</w:t>
+        <w:t>Тест 1 (обычный). a = 0.2, b = 0.21, h = 0.01. Свойство: y(0.2) ≈ 0.6319, y(0.21) ≈ 0.6399, функция возрастает. Выявляет неверную расстановку скобок: деление на √(cos x + 1) с последующим умножением на e^x вместо деления на произведение даёт ≈ 0.9427.</w:t>
       </w:r>
     </w:p>
     <w:p>
@@ -9955,10 +9479,7 @@
         <w:jc w:val="both"/>
       </w:pPr>
       <w:r>
-        <w:t>Тест 3 (граничный). a = b = 3.141592653589793 (π). Свойство: cos x + 1 = 0, точка пол</w:t>
-      </w:r>
-      <w:r>
-        <w:t>учает статус UNDEFINED, valid_count = 0, среднее не вычисляется. Выявляет отсутствие проверки области определения и деление на valid_count = 0.</w:t>
+        <w:t>Тест 3 (граничный). a = b = 3.141592653589793 (π). Свойство: cos x + 1 = 0, точка получает статус UNDEFINED, valid_count = 0, среднее не вычисляется. Выявляет отсутствие проверки области определения и деление на valid_count = 0.</w:t>
       </w:r>
     </w:p>
     <w:p>
@@ -9967,10 +9488,7 @@
         <w:jc w:val="both"/>
       </w:pPr>
       <w:r>
-        <w:t>Тест 4 (граничный). a = b = 3.14159 (значение, очень близкое к π). Свойство: либо очень большое y (близость к си</w:t>
-      </w:r>
-      <w:r>
-        <w:t>нгулярности), либо UNDEFINED, если порог DOMAIN_EPS слишком велик. Выявляет неудачный выбор порога области определения.</w:t>
+        <w:t>Тест 4 (граничный). a = b = 3.14159 (значение, очень близкое к π). Свойство: либо очень большое y (близость к сингулярности), либо UNDEFINED, если порог DOMAIN_EPS слишком велик. Выявляет неудачный выбор порога области определения.</w:t>
       </w:r>
     </w:p>
     <w:p>
@@ -9988,18 +9506,12 @@
         <w:jc w:val="both"/>
       </w:pPr>
       <w:r>
-        <w:t>Тест 6 (условие остановки). z = 1, eps = 1e-6</w:t>
-      </w:r>
-      <w:r>
-        <w:t>. Свойство: члены убывают как 1/(2k+1), для порога 1e-6 нужно около 5·10^5 членов, что больше MAX_ITERATIONS = 100000, поэтому должно сработать предупреждение о лимите; при eps = 1e-4 ожидается N = 5000. Выявляет отсутствие защитного лимита и неверный крит</w:t>
-      </w:r>
-      <w:r>
-        <w:t>ерий останова. Дополнительно: при |z| &gt; 1 ряд расходится, нужна проверка |z| ≤ 1.</w:t>
-      </w:r>
-    </w:p>
-    <w:p>
-      <w:pPr>
-        <w:pStyle w:val="Heading2"/>
+        <w:t>Тест 6 (условие остановки). z = 1, eps = 1e-6. Свойство: члены убывают как 1/(2k+1), для порога 1e-6 нужно около 5·10^5 членов, что больше MAX_ITERATIONS = 100000, поэтому должно сработать предупреждение о лимите; при eps = 1e-4 ожидается N = 5000. Выявляет отсутствие защитного лимита и неверный критерий останова. Дополнительно: при |z| &gt; 1 ряд расходится, нужна проверка |z| ≤ 1.</w:t>
+      </w:r>
+    </w:p>
+    <w:p>
+      <w:pPr>
+        <w:pStyle w:val="2"/>
         <w:keepNext/>
       </w:pPr>
       <w:r>
@@ -10030,12 +9542,6 @@
         <w:gridCol w:w="3238"/>
       </w:tblGrid>
       <w:tr>
-        <w:tblPrEx>
-          <w:tblCellMar>
-            <w:top w:w="0" w:type="dxa"/>
-            <w:bottom w:w="0" w:type="dxa"/>
-          </w:tblCellMar>
-        </w:tblPrEx>
         <w:trPr>
           <w:cantSplit/>
           <w:tblHeader/>
@@ -10170,12 +9676,6 @@
         </w:tc>
       </w:tr>
       <w:tr>
-        <w:tblPrEx>
-          <w:tblCellMar>
-            <w:top w:w="0" w:type="dxa"/>
-            <w:bottom w:w="0" w:type="dxa"/>
-          </w:tblCellMar>
-        </w:tblPrEx>
         <w:trPr>
           <w:cantSplit/>
         </w:trPr>
@@ -10297,12 +9797,6 @@
         </w:tc>
       </w:tr>
       <w:tr>
-        <w:tblPrEx>
-          <w:tblCellMar>
-            <w:top w:w="0" w:type="dxa"/>
-            <w:bottom w:w="0" w:type="dxa"/>
-          </w:tblCellMar>
-        </w:tblPrEx>
         <w:trPr>
           <w:cantSplit/>
         </w:trPr>
@@ -10425,12 +9919,6 @@
         </w:tc>
       </w:tr>
       <w:tr>
-        <w:tblPrEx>
-          <w:tblCellMar>
-            <w:top w:w="0" w:type="dxa"/>
-            <w:bottom w:w="0" w:type="dxa"/>
-          </w:tblCellMar>
-        </w:tblPrEx>
         <w:trPr>
           <w:cantSplit/>
         </w:trPr>
@@ -10552,12 +10040,6 @@
         </w:tc>
       </w:tr>
       <w:tr>
-        <w:tblPrEx>
-          <w:tblCellMar>
-            <w:top w:w="0" w:type="dxa"/>
-            <w:bottom w:w="0" w:type="dxa"/>
-          </w:tblCellMar>
-        </w:tblPrEx>
         <w:trPr>
           <w:cantSplit/>
         </w:trPr>
@@ -10586,14 +10068,7 @@
                 <w:sz w:val="20"/>
                 <w:szCs w:val="20"/>
               </w:rPr>
-              <w:t>Тест 4</w:t>
-            </w:r>
-            <w:r>
-              <w:rPr>
-                <w:sz w:val="20"/>
-                <w:szCs w:val="20"/>
-              </w:rPr>
-              <w:t>: x = 3.14159, «либо большое y, либо UNDEFINED»</w:t>
+              <w:t>Тест 4: x = 3.14159, «либо большое y, либо UNDEFINED»</w:t>
             </w:r>
           </w:p>
         </w:tc>
@@ -10680,25 +10155,12 @@
                 <w:sz w:val="20"/>
                 <w:szCs w:val="20"/>
               </w:rPr>
-              <w:t>Неоднозначное ожидание уточнено: cos(3.14159) + 1 ≈ 3.5·10^-12 &gt; DOMAIN_EPS, поэтому точка допустима, y = 18371.105035. UNDEFINED получают только точки с |x − π| &lt; 1.</w:t>
-            </w:r>
-            <w:r>
-              <w:rPr>
-                <w:sz w:val="20"/>
-                <w:szCs w:val="20"/>
-              </w:rPr>
-              <w:t>4·10^-6. Тест оставлен как проверка «у границы», а граница проверяется тестом 3.</w:t>
+              <w:t>Неоднозначное ожидание уточнено: cos(3.14159) + 1 ≈ 3.5·10^-12 &gt; DOMAIN_EPS, поэтому точка допустима, y = 18371.105035. UNDEFINED получают только точки с |x − π| &lt; 1.4·10^-6. Тест оставлен как проверка «у границы», а граница проверяется тестом 3.</w:t>
             </w:r>
           </w:p>
         </w:tc>
       </w:tr>
       <w:tr>
-        <w:tblPrEx>
-          <w:tblCellMar>
-            <w:top w:w="0" w:type="dxa"/>
-            <w:bottom w:w="0" w:type="dxa"/>
-          </w:tblCellMar>
-        </w:tblPrEx>
         <w:trPr>
           <w:cantSplit/>
         </w:trPr>
@@ -10820,12 +10282,6 @@
         </w:tc>
       </w:tr>
       <w:tr>
-        <w:tblPrEx>
-          <w:tblCellMar>
-            <w:top w:w="0" w:type="dxa"/>
-            <w:bottom w:w="0" w:type="dxa"/>
-          </w:tblCellMar>
-        </w:tblPrEx>
         <w:trPr>
           <w:cantSplit/>
         </w:trPr>
@@ -10941,14 +10397,7 @@
                 <w:sz w:val="20"/>
                 <w:szCs w:val="20"/>
               </w:rPr>
-              <w:t>Warning: MAX_ITERATIONS reached, N = 100000; при eps = 1e-4 N = 5000; z = 2 отклоняется про</w:t>
-            </w:r>
-            <w:r>
-              <w:rPr>
-                <w:sz w:val="20"/>
-                <w:szCs w:val="20"/>
-              </w:rPr>
-              <w:t>веркой |z| ≤ 1 (T6).</w:t>
+              <w:t>Warning: MAX_ITERATIONS reached, N = 100000; при eps = 1e-4 N = 5000; z = 2 отклоняется проверкой |z| ≤ 1 (T6).</w:t>
             </w:r>
           </w:p>
         </w:tc>
@@ -10972,10 +10421,7 @@
         <w:t xml:space="preserve">Собственный тест, которого не было в ответе ИИ (Д3): </w:t>
       </w:r>
       <w:r>
-        <w:t>a = 0.2, b = 0.3, h = 0.01. Выражение (b − a)/h равно 9.9999999999999982, поэтому формула floor((b − a)/h) + 1 без поправки даёт 10 точек вместо 11 и теряет x = 0.30. Добавлена кон</w:t>
-      </w:r>
-      <w:r>
-        <w:t>станта COUNT_TOL = 1e-9; программа выводит 11 строк.</w:t>
+        <w:t>a = 0.2, b = 0.3, h = 0.01. Выражение (b − a)/h равно 9.9999999999999982, поэтому формула floor((b − a)/h) + 1 без поправки даёт 10 точек вместо 11 и теряет x = 0.30. Добавлена константа COUNT_TOL = 1e-9; программа выводит 11 строк.</w:t>
       </w:r>
     </w:p>
     <w:p>
@@ -11012,14 +10458,7 @@
           <w:i/>
           <w:iCs/>
         </w:rPr>
-        <w:t>Вот условие завершения моего итерационного цикла для ряда arctg(z): while (fabs(term) &gt; eps &amp;&amp; k &lt; MAX_ITERATIONS) { sum += term; term = -term * z * z * (2.0 * k + 1.0) / (2.0 * k + 3.0); k++; }. Проверь его корректность: что означает N, включается ли в су</w:t>
-      </w:r>
-      <w:r>
-        <w:rPr>
-          <w:i/>
-          <w:iCs/>
-        </w:rPr>
-        <w:t>мму первый член, не превосходящий eps, и гарантируется ли завершение цикла.</w:t>
+        <w:t>Вот условие завершения моего итерационного цикла для ряда arctg(z): while (fabs(term) &gt; eps &amp;&amp; k &lt; MAX_ITERATIONS) { sum += term; term = -term * z * z * (2.0 * k + 1.0) / (2.0 * k + 3.0); k++; }. Проверь его корректность: что означает N, включается ли в сумму первый член, не превосходящий eps, и гарантируется ли завершение цикла.</w:t>
       </w:r>
     </w:p>
     <w:p>
@@ -11051,10 +10490,7 @@
         <w:jc w:val="both"/>
       </w:pPr>
       <w:r>
-        <w:t>N =</w:t>
-      </w:r>
-      <w:r>
-        <w:t xml:space="preserve"> k — число фактически добавленных членов. Первый отброшенный член (здесь t4 ≈ 1.6·10^-5) в сумму не входит и удовлетворяет |t4| ≤ eps.</w:t>
+        <w:t>N = k — число фактически добавленных членов. Первый отброшенный член (здесь t4 ≈ 1.6·10^-5) в сумму не входит и удовлетворяет |t4| ≤ eps.</w:t>
       </w:r>
     </w:p>
     <w:p>
@@ -11063,10 +10499,7 @@
         <w:jc w:val="both"/>
       </w:pPr>
       <w:r>
-        <w:t xml:space="preserve">Завершение гарантировано условием k &lt; MAX_ITERATIONS. После цикла нужно отличать выход по точности от выхода по лимиту — </w:t>
-      </w:r>
-      <w:r>
-        <w:t>для этого достаточно повторно проверить |term| &gt; eps.</w:t>
+        <w:t>Завершение гарантировано условием k &lt; MAX_ITERATIONS. После цикла нужно отличать выход по точности от выхода по лимиту — для этого достаточно повторно проверить |term| &gt; eps.</w:t>
       </w:r>
     </w:p>
     <w:p>
@@ -11075,10 +10508,7 @@
         <w:jc w:val="both"/>
       </w:pPr>
       <w:r>
-        <w:t>Для знакочередующегося ряда с убывающими по модулю членами ошибка не превосходит первого отброшенного члена, поэтому ожидается |Δ| ≤ 1.63·10^-5. При |z| &gt; 1 члены растут, и критерий не выполнится никогд</w:t>
-      </w:r>
-      <w:r>
-        <w:t>а — нужна проверка |z| ≤ 1.</w:t>
+        <w:t>Для знакочередующегося ряда с убывающими по модулю членами ошибка не превосходит первого отброшенного члена, поэтому ожидается |Δ| ≤ 1.63·10^-5. При |z| &gt; 1 члены растут, и критерий не выполнится никогда — нужна проверка |z| ≤ 1.</w:t>
       </w:r>
     </w:p>
     <w:tbl>
@@ -11105,12 +10535,6 @@
         <w:gridCol w:w="3238"/>
       </w:tblGrid>
       <w:tr>
-        <w:tblPrEx>
-          <w:tblCellMar>
-            <w:top w:w="0" w:type="dxa"/>
-            <w:bottom w:w="0" w:type="dxa"/>
-          </w:tblCellMar>
-        </w:tblPrEx>
         <w:trPr>
           <w:cantSplit/>
           <w:tblHeader/>
@@ -11246,12 +10670,6 @@
         </w:tc>
       </w:tr>
       <w:tr>
-        <w:tblPrEx>
-          <w:tblCellMar>
-            <w:top w:w="0" w:type="dxa"/>
-            <w:bottom w:w="0" w:type="dxa"/>
-          </w:tblCellMar>
-        </w:tblPrEx>
         <w:trPr>
           <w:cantSplit/>
         </w:trPr>
@@ -11373,12 +10791,6 @@
         </w:tc>
       </w:tr>
       <w:tr>
-        <w:tblPrEx>
-          <w:tblCellMar>
-            <w:top w:w="0" w:type="dxa"/>
-            <w:bottom w:w="0" w:type="dxa"/>
-          </w:tblCellMar>
-        </w:tblPrEx>
         <w:trPr>
           <w:cantSplit/>
         </w:trPr>
@@ -11500,12 +10912,6 @@
         </w:tc>
       </w:tr>
       <w:tr>
-        <w:tblPrEx>
-          <w:tblCellMar>
-            <w:top w:w="0" w:type="dxa"/>
-            <w:bottom w:w="0" w:type="dxa"/>
-          </w:tblCellMar>
-        </w:tblPrEx>
         <w:trPr>
           <w:cantSplit/>
         </w:trPr>
@@ -11679,10 +11085,10 @@
             <v:path o:extrusionok="f" gradientshapeok="t" o:connecttype="rect"/>
             <o:lock v:ext="edit" aspectratio="t"/>
           </v:shapetype>
-          <v:shape id="_x0000_i1027" type="#_x0000_t75" alt="" style="width:467.5pt;height:693.35pt;mso-width-percent:0;mso-height-percent:0;mso-width-percent:0;mso-height-percent:0" o:ole="">
+          <v:shape id="_x0000_i1025" type="#_x0000_t75" alt="" style="width:467.4pt;height:693.6pt;mso-width-percent:0;mso-height-percent:0;mso-width-percent:0;mso-height-percent:0" o:ole="">
             <v:imagedata r:id="rId6" o:title=""/>
           </v:shape>
-          <o:OLEObject Type="Embed" ProgID="Visio.Drawing.15" ShapeID="_x0000_i1027" DrawAspect="Content" ObjectID="_1854466398" r:id="rId7"/>
+          <o:OLEObject Type="Embed" ProgID="Visio.Drawing.15" ShapeID="_x0000_i1025" DrawAspect="Content" ObjectID="_1854596357" r:id="rId7"/>
         </w:object>
       </w:r>
     </w:p>
@@ -11693,15 +11099,17 @@
       </w:pPr>
     </w:p>
     <w:p>
-      <w:r>
+      <w:pPr>
         <w:rPr>
-          <w:noProof/>
+          <w:lang w:val="en-US"/>
         </w:rPr>
-        <w:object w:dxaOrig="8356" w:dyaOrig="15166" w14:anchorId="2D4662FB">
-          <v:shape id="_x0000_i1026" type="#_x0000_t75" alt="" style="width:401.4pt;height:727.9pt;mso-width-percent:0;mso-height-percent:0;mso-width-percent:0;mso-height-percent:0" o:ole="">
+      </w:pPr>
+      <w:r>
+        <w:object w:dxaOrig="8353" w:dyaOrig="15168" w14:anchorId="76C63D93">
+          <v:shape id="_x0000_i1029" type="#_x0000_t75" style="width:400.8pt;height:727.8pt" o:ole="">
             <v:imagedata r:id="rId8" o:title=""/>
           </v:shape>
-          <o:OLEObject Type="Embed" ProgID="Visio.Drawing.15" ShapeID="_x0000_i1026" DrawAspect="Content" ObjectID="_1854466399" r:id="rId9"/>
+          <o:OLEObject Type="Embed" ProgID="Visio.Drawing.15" ShapeID="_x0000_i1029" DrawAspect="Content" ObjectID="_1854596358" r:id="rId9"/>
         </w:object>
       </w:r>
     </w:p>
@@ -11720,10 +11128,10 @@
           <w:noProof/>
         </w:rPr>
         <w:object w:dxaOrig="6466" w:dyaOrig="15556" w14:anchorId="79665C9A">
-          <v:shape id="_x0000_i1025" type="#_x0000_t75" alt="" style="width:302.8pt;height:727.9pt;mso-width-percent:0;mso-height-percent:0;mso-width-percent:0;mso-height-percent:0" o:ole="">
+          <v:shape id="_x0000_i1027" type="#_x0000_t75" alt="" style="width:303pt;height:727.8pt;mso-width-percent:0;mso-height-percent:0;mso-width-percent:0;mso-height-percent:0" o:ole="">
             <v:imagedata r:id="rId10" o:title=""/>
           </v:shape>
-          <o:OLEObject Type="Embed" ProgID="Visio.Drawing.15" ShapeID="_x0000_i1025" DrawAspect="Content" ObjectID="_1854466400" r:id="rId11"/>
+          <o:OLEObject Type="Embed" ProgID="Visio.Drawing.15" ShapeID="_x0000_i1027" DrawAspect="Content" ObjectID="_1854596359" r:id="rId11"/>
         </w:object>
       </w:r>
     </w:p>
@@ -11738,7 +11146,7 @@
 </file>
 
 <file path=word/numbering.xml><?xml version="1.0" encoding="utf-8"?>
-<w:numbering xmlns:wpc="http://schemas.microsoft.com/office/word/2010/wordprocessingCanvas" xmlns:cx="http://schemas.microsoft.com/office/drawing/2014/chartex" xmlns:cx1="http://schemas.microsoft.com/office/drawing/2015/9/8/chartex" xmlns:cx2="http://schemas.microsoft.com/office/drawing/2015/10/21/chartex" xmlns:cx3="http://schemas.microsoft.com/office/drawing/2016/5/9/chartex" xmlns:cx4="http://schemas.microsoft.com/office/drawing/2016/5/10/chartex" xmlns:cx5="http://schemas.microsoft.com/office/drawing/2016/5/11/chartex" xmlns:cx6="http://schemas.microsoft.com/office/drawing/2016/5/12/chartex" xmlns:cx7="http://schemas.microsoft.com/office/drawing/2016/5/13/chartex" xmlns:cx8="http://schemas.microsoft.com/office/drawing/2016/5/14/chartex" xmlns:mc="http://schemas.openxmlformats.org/markup-compatibility/2006" xmlns:aink="http://schemas.microsoft.com/office/drawing/2016/ink" xmlns:am3d="http://schemas.microsoft.com/office/drawing/2017/model3d" xmlns:o="urn:schemas-microsoft-com:office:office" xmlns:r="http://schemas.openxmlformats.org/officeDocument/2006/relationships" xmlns:m="http://schemas.openxmlformats.org/officeDocument/2006/math" xmlns:v="urn:schemas-microsoft-com:vml" xmlns:wp14="http://schemas.microsoft.com/office/word/2010/wordprocessingDrawing" xmlns:wp="http://schemas.openxmlformats.org/drawingml/2006/wordprocessingDrawing" xmlns:w10="urn:schemas-microsoft-com:office:word" xmlns:w="http://schemas.openxmlformats.org/wordprocessingml/2006/main" xmlns:w14="http://schemas.microsoft.com/office/word/2010/wordml" xmlns:w15="http://schemas.microsoft.com/office/word/2012/wordml" xmlns:w16cex="http://schemas.microsoft.com/office/word/2018/wordml/cex" xmlns:w16cid="http://schemas.microsoft.com/office/word/2016/wordml/cid" xmlns:w16="http://schemas.microsoft.com/office/word/2018/wordml" xmlns:w16sdtdh="http://schemas.microsoft.com/office/word/2020/wordml/sdtdatahash" xmlns:w16se="http://schemas.microsoft.com/office/word/2015/wordml/symex" xmlns:wpg="http://schemas.microsoft.com/office/word/2010/wordprocessingGroup" xmlns:wpi="http://schemas.microsoft.com/office/word/2010/wordprocessingInk" xmlns:wne="http://schemas.microsoft.com/office/word/2006/wordml" xmlns:wps="http://schemas.microsoft.com/office/word/2010/wordprocessingShape" mc:Ignorable="w14 w15 w16se w16cid w16 w16cex w16sdtdh wp14">
+<w:numbering xmlns:wpc="http://schemas.microsoft.com/office/word/2010/wordprocessingCanvas" xmlns:cx="http://schemas.microsoft.com/office/drawing/2014/chartex" xmlns:cx1="http://schemas.microsoft.com/office/drawing/2015/9/8/chartex" xmlns:cx2="http://schemas.microsoft.com/office/drawing/2015/10/21/chartex" xmlns:cx3="http://schemas.microsoft.com/office/drawing/2016/5/9/chartex" xmlns:cx4="http://schemas.microsoft.com/office/drawing/2016/5/10/chartex" xmlns:cx5="http://schemas.microsoft.com/office/drawing/2016/5/11/chartex" xmlns:cx6="http://schemas.microsoft.com/office/drawing/2016/5/12/chartex" xmlns:cx7="http://schemas.microsoft.com/office/drawing/2016/5/13/chartex" xmlns:cx8="http://schemas.microsoft.com/office/drawing/2016/5/14/chartex" xmlns:mc="http://schemas.openxmlformats.org/markup-compatibility/2006" xmlns:aink="http://schemas.microsoft.com/office/drawing/2016/ink" xmlns:am3d="http://schemas.microsoft.com/office/drawing/2017/model3d" xmlns:o="urn:schemas-microsoft-com:office:office" xmlns:oel="http://schemas.microsoft.com/office/2019/extlst" xmlns:r="http://schemas.openxmlformats.org/officeDocument/2006/relationships" xmlns:m="http://schemas.openxmlformats.org/officeDocument/2006/math" xmlns:v="urn:schemas-microsoft-com:vml" xmlns:wp14="http://schemas.microsoft.com/office/word/2010/wordprocessingDrawing" xmlns:wp="http://schemas.openxmlformats.org/drawingml/2006/wordprocessingDrawing" xmlns:w10="urn:schemas-microsoft-com:office:word" xmlns:w="http://schemas.openxmlformats.org/wordprocessingml/2006/main" xmlns:w14="http://schemas.microsoft.com/office/word/2010/wordml" xmlns:w15="http://schemas.microsoft.com/office/word/2012/wordml" xmlns:w16cex="http://schemas.microsoft.com/office/word/2018/wordml/cex" xmlns:w16cid="http://schemas.microsoft.com/office/word/2016/wordml/cid" xmlns:w16="http://schemas.microsoft.com/office/word/2018/wordml" xmlns:w16du="http://schemas.microsoft.com/office/word/2023/wordml/word16du" xmlns:w16sdtdh="http://schemas.microsoft.com/office/word/2020/wordml/sdtdatahash" xmlns:w16sdtfl="http://schemas.microsoft.com/office/word/2024/wordml/sdtformatlock" xmlns:w16se="http://schemas.microsoft.com/office/word/2015/wordml/symex" xmlns:wpg="http://schemas.microsoft.com/office/word/2010/wordprocessingGroup" xmlns:wpi="http://schemas.microsoft.com/office/word/2010/wordprocessingInk" xmlns:wne="http://schemas.microsoft.com/office/word/2006/wordml" xmlns:wps="http://schemas.microsoft.com/office/word/2010/wordprocessingShape" mc:Ignorable="w14 w15 w16se w16cid w16 w16cex w16sdtdh w16sdtfl w16du wp14">
   <w:abstractNum w:abstractNumId="0" w15:restartNumberingAfterBreak="0">
     <w:nsid w:val="4B745ACB"/>
     <w:multiLevelType w:val="hybridMultilevel"/>
@@ -11825,7 +11233,7 @@
       </w:pPr>
     </w:lvl>
   </w:abstractNum>
-  <w:num w:numId="1">
+  <w:num w:numId="1" w16cid:durableId="690684632">
     <w:abstractNumId w:val="0"/>
     <w:lvlOverride w:ilvl="0">
       <w:startOverride w:val="1"/>
@@ -11835,14 +11243,14 @@
 </file>
 
 <file path=word/styles.xml><?xml version="1.0" encoding="utf-8"?>
-<w:styles xmlns:mc="http://schemas.openxmlformats.org/markup-compatibility/2006" xmlns:r="http://schemas.openxmlformats.org/officeDocument/2006/relationships" xmlns:w="http://schemas.openxmlformats.org/wordprocessingml/2006/main" xmlns:w14="http://schemas.microsoft.com/office/word/2010/wordml" xmlns:w15="http://schemas.microsoft.com/office/word/2012/wordml" xmlns:w16cex="http://schemas.microsoft.com/office/word/2018/wordml/cex" xmlns:w16cid="http://schemas.microsoft.com/office/word/2016/wordml/cid" xmlns:w16="http://schemas.microsoft.com/office/word/2018/wordml" xmlns:w16sdtdh="http://schemas.microsoft.com/office/word/2020/wordml/sdtdatahash" xmlns:w16se="http://schemas.microsoft.com/office/word/2015/wordml/symex" mc:Ignorable="w14 w15 w16se w16cid w16 w16cex w16sdtdh">
+<w:styles xmlns:mc="http://schemas.openxmlformats.org/markup-compatibility/2006" xmlns:r="http://schemas.openxmlformats.org/officeDocument/2006/relationships" xmlns:w="http://schemas.openxmlformats.org/wordprocessingml/2006/main" xmlns:w14="http://schemas.microsoft.com/office/word/2010/wordml" xmlns:w15="http://schemas.microsoft.com/office/word/2012/wordml" xmlns:w16cex="http://schemas.microsoft.com/office/word/2018/wordml/cex" xmlns:w16cid="http://schemas.microsoft.com/office/word/2016/wordml/cid" xmlns:w16="http://schemas.microsoft.com/office/word/2018/wordml" xmlns:w16du="http://schemas.microsoft.com/office/word/2023/wordml/word16du" xmlns:w16sdtdh="http://schemas.microsoft.com/office/word/2020/wordml/sdtdatahash" xmlns:w16sdtfl="http://schemas.microsoft.com/office/word/2024/wordml/sdtformatlock" xmlns:w16se="http://schemas.microsoft.com/office/word/2015/wordml/symex" mc:Ignorable="w14 w15 w16se w16cid w16 w16cex w16sdtdh w16sdtfl w16du">
   <w:docDefaults>
     <w:rPrDefault>
       <w:rPr>
         <w:rFonts w:ascii="Times New Roman" w:eastAsia="Times New Roman" w:hAnsi="Times New Roman" w:cs="Times New Roman"/>
         <w:sz w:val="24"/>
         <w:szCs w:val="24"/>
-        <w:lang w:val="en-BY" w:eastAsia="en-GB" w:bidi="ar-SA"/>
+        <w:lang w:eastAsia="en-GB" w:bidi="ar-SA"/>
       </w:rPr>
     </w:rPrDefault>
     <w:pPrDefault/>
@@ -12225,11 +11633,11 @@
     <w:lsdException w:name="Unresolved Mention" w:semiHidden="1" w:unhideWhenUsed="1"/>
     <w:lsdException w:name="Smart Link" w:semiHidden="1" w:unhideWhenUsed="1"/>
   </w:latentStyles>
-  <w:style w:type="paragraph" w:default="1" w:styleId="Normal">
+  <w:style w:type="paragraph" w:default="1" w:styleId="a">
     <w:name w:val="Normal"/>
     <w:qFormat/>
   </w:style>
-  <w:style w:type="paragraph" w:styleId="Heading1">
+  <w:style w:type="paragraph" w:styleId="1">
     <w:name w:val="heading 1"/>
     <w:uiPriority w:val="9"/>
     <w:qFormat/>
@@ -12245,7 +11653,7 @@
       <w:szCs w:val="26"/>
     </w:rPr>
   </w:style>
-  <w:style w:type="paragraph" w:styleId="Heading2">
+  <w:style w:type="paragraph" w:styleId="2">
     <w:name w:val="heading 2"/>
     <w:uiPriority w:val="9"/>
     <w:unhideWhenUsed/>
@@ -12260,7 +11668,7 @@
       <w:color w:val="000000"/>
     </w:rPr>
   </w:style>
-  <w:style w:type="paragraph" w:styleId="Heading3">
+  <w:style w:type="paragraph" w:styleId="3">
     <w:name w:val="heading 3"/>
     <w:uiPriority w:val="9"/>
     <w:semiHidden/>
@@ -12273,7 +11681,7 @@
       <w:color w:val="1F4D78"/>
     </w:rPr>
   </w:style>
-  <w:style w:type="paragraph" w:styleId="Heading4">
+  <w:style w:type="paragraph" w:styleId="4">
     <w:name w:val="heading 4"/>
     <w:uiPriority w:val="9"/>
     <w:semiHidden/>
@@ -12288,7 +11696,7 @@
       <w:color w:val="2E74B5"/>
     </w:rPr>
   </w:style>
-  <w:style w:type="paragraph" w:styleId="Heading5">
+  <w:style w:type="paragraph" w:styleId="5">
     <w:name w:val="heading 5"/>
     <w:uiPriority w:val="9"/>
     <w:semiHidden/>
@@ -12301,7 +11709,7 @@
       <w:color w:val="2E74B5"/>
     </w:rPr>
   </w:style>
-  <w:style w:type="paragraph" w:styleId="Heading6">
+  <w:style w:type="paragraph" w:styleId="6">
     <w:name w:val="heading 6"/>
     <w:uiPriority w:val="9"/>
     <w:semiHidden/>
@@ -12314,13 +11722,13 @@
       <w:color w:val="1F4D78"/>
     </w:rPr>
   </w:style>
-  <w:style w:type="character" w:default="1" w:styleId="DefaultParagraphFont">
+  <w:style w:type="character" w:default="1" w:styleId="a0">
     <w:name w:val="Default Paragraph Font"/>
     <w:uiPriority w:val="1"/>
     <w:semiHidden/>
     <w:unhideWhenUsed/>
   </w:style>
-  <w:style w:type="table" w:default="1" w:styleId="TableNormal">
+  <w:style w:type="table" w:default="1" w:styleId="a1">
     <w:name w:val="Normal Table"/>
     <w:uiPriority w:val="99"/>
     <w:semiHidden/>
@@ -12335,13 +11743,13 @@
       </w:tblCellMar>
     </w:tblPr>
   </w:style>
-  <w:style w:type="numbering" w:default="1" w:styleId="NoList">
+  <w:style w:type="numbering" w:default="1" w:styleId="a2">
     <w:name w:val="No List"/>
     <w:uiPriority w:val="99"/>
     <w:semiHidden/>
     <w:unhideWhenUsed/>
   </w:style>
-  <w:style w:type="paragraph" w:styleId="Title">
+  <w:style w:type="paragraph" w:styleId="a3">
     <w:name w:val="Title"/>
     <w:uiPriority w:val="10"/>
     <w:qFormat/>
@@ -12358,11 +11766,11 @@
       <w:bCs/>
     </w:rPr>
   </w:style>
-  <w:style w:type="paragraph" w:styleId="ListParagraph">
+  <w:style w:type="paragraph" w:styleId="a4">
     <w:name w:val="List Paragraph"/>
     <w:qFormat/>
   </w:style>
-  <w:style w:type="character" w:styleId="Hyperlink">
+  <w:style w:type="character" w:styleId="a5">
     <w:name w:val="Hyperlink"/>
     <w:uiPriority w:val="99"/>
     <w:unhideWhenUsed/>
@@ -12371,7 +11779,7 @@
       <w:u w:val="single"/>
     </w:rPr>
   </w:style>
-  <w:style w:type="character" w:styleId="FootnoteReference">
+  <w:style w:type="character" w:styleId="a6">
     <w:name w:val="footnote reference"/>
     <w:uiPriority w:val="99"/>
     <w:semiHidden/>
@@ -12380,9 +11788,9 @@
       <w:vertAlign w:val="superscript"/>
     </w:rPr>
   </w:style>
-  <w:style w:type="paragraph" w:styleId="FootnoteText">
+  <w:style w:type="paragraph" w:styleId="a7">
     <w:name w:val="footnote text"/>
-    <w:link w:val="FootnoteTextChar"/>
+    <w:link w:val="a8"/>
     <w:uiPriority w:val="99"/>
     <w:semiHidden/>
     <w:unhideWhenUsed/>
@@ -12391,9 +11799,9 @@
       <w:szCs w:val="20"/>
     </w:rPr>
   </w:style>
-  <w:style w:type="character" w:customStyle="1" w:styleId="FootnoteTextChar">
-    <w:name w:val="Footnote Text Char"/>
-    <w:link w:val="FootnoteText"/>
+  <w:style w:type="character" w:customStyle="1" w:styleId="a8">
+    <w:name w:val="Текст сноски Знак"/>
+    <w:link w:val="a7"/>
     <w:uiPriority w:val="99"/>
     <w:semiHidden/>
     <w:unhideWhenUsed/>
@@ -12402,7 +11810,7 @@
       <w:szCs w:val="20"/>
     </w:rPr>
   </w:style>
-  <w:style w:type="character" w:styleId="EndnoteReference">
+  <w:style w:type="character" w:styleId="a9">
     <w:name w:val="endnote reference"/>
     <w:uiPriority w:val="99"/>
     <w:semiHidden/>
@@ -12411,9 +11819,9 @@
       <w:vertAlign w:val="superscript"/>
     </w:rPr>
   </w:style>
-  <w:style w:type="paragraph" w:styleId="EndnoteText">
+  <w:style w:type="paragraph" w:styleId="aa">
     <w:name w:val="endnote text"/>
-    <w:link w:val="EndnoteTextChar"/>
+    <w:link w:val="ab"/>
     <w:uiPriority w:val="99"/>
     <w:semiHidden/>
     <w:unhideWhenUsed/>
@@ -12422,9 +11830,9 @@
       <w:szCs w:val="20"/>
     </w:rPr>
   </w:style>
-  <w:style w:type="character" w:customStyle="1" w:styleId="EndnoteTextChar">
-    <w:name w:val="Endnote Text Char"/>
-    <w:link w:val="EndnoteText"/>
+  <w:style w:type="character" w:customStyle="1" w:styleId="ab">
+    <w:name w:val="Текст концевой сноски Знак"/>
+    <w:link w:val="aa"/>
     <w:uiPriority w:val="99"/>
     <w:semiHidden/>
     <w:unhideWhenUsed/>
